--- a/descargas/primaria-4-6/word/PRESENTE_primaria-4-6_semana3.docx
+++ b/descargas/primaria-4-6/word/PRESENTE_primaria-4-6_semana3.docx
@@ -126,7 +126,7 @@
       </w:r>
       <w:r>
         <w:rPr/>
-        <w:t xml:space="preserve">dos propuestas; cada clase elige una:</w:t>
+        <w:t xml:space="preserve">igual en los dos modelos (ver la pestaña «Símbolo»):</w:t>
       </w:r>
     </w:p>
     <w:p>
@@ -143,32 +143,11 @@
           <w:bCs/>
           <w:color w:val="C4531A"/>
         </w:rPr>
-        <w:t xml:space="preserve">Caja cúbica (propuestas A y B): </w:t>
-      </w:r>
-      <w:r>
-        <w:rPr/>
-        <w:t xml:space="preserve"> plantilla 3: tiras, lazo y nudo naranjas de papel.</w:t>
-      </w:r>
-    </w:p>
-    <w:p>
-      <w:pPr>
-        <w:pStyle w:val="Lista"/>
-        <w:numPr>
-          <w:ilvl w:val="0"/>
-          <w:numId w:val="1"/>
-        </w:numPr>
-      </w:pPr>
-      <w:r>
-        <w:rPr>
-          <w:b/>
-          <w:bCs/>
-          <w:color w:val="C4531A"/>
-        </w:rPr>
-        <w:t xml:space="preserve">Caja abatible (propuesta C): </w:t>
-      </w:r>
-      <w:r>
-        <w:rPr/>
-        <w:t xml:space="preserve"> se ata en cruz una cinta de raso naranja de verdad (2,5 cm de ancho, un metro por clase) con una lazada.</w:t>
+        <w:t xml:space="preserve">En los dos modelos: </w:t>
+      </w:r>
+      <w:r>
+        <w:rPr/>
+        <w:t xml:space="preserve"> plantilla 3: se coloca de pie, en el centro de la tapa, el símbolo de la campaña como un señalizador. Por detrás dice «Para: ti · De: Dios».</w:t>
       </w:r>
     </w:p>
     <w:p>
@@ -240,7 +219,7 @@
       </w:pPr>
       <w:r>
         <w:rPr/>
-        <w:t xml:space="preserve">«Ayer encendimos la vela rosa. Es el domingo Gaudete, que en latín significa «alegraos», porque Jesús está muy cerca». Un grupo coloca las tiras, el lazo y el nudo cúbico de la plantilla 3.</w:t>
+        <w:t xml:space="preserve">«Ayer encendimos la vela rosa. Es el domingo Gaudete, que en latín significa «alegraos», porque Jesús está muy cerca». Un grupo coloca de pie sobre la tapa el símbolo de la campaña (plantilla 3), como un señalizador.</w:t>
       </w:r>
     </w:p>
     <w:p>
@@ -536,7 +515,7 @@
       </w:pPr>
       <w:r>
         <w:rPr/>
-        <w:t xml:space="preserve">Jesús ya está presente, pero podemos no reconocerle. Está en el compañero que nadie elige para el equipo, en quien lo pasa mal y no lo dice, en el abuelo que está solo. Un lazo une cosas: esta semana toca unir, acercarnos a quien está lejos.</w:t>
+        <w:t xml:space="preserve">Jesús ya está presente, pero podemos no reconocerle. Está en el compañero que nadie elige para el equipo, en quien lo pasa mal y no lo dice, en el abuelo que está solo. Nuestra señal dice «aquí»: para descubrir al Presente hay que buscarlo, y a veces necesitamos la ubicación, la ayuda de otros, de Dios. Esta semana toca señalar dónde está Jesús y acercarnos a quien está lejos.</w:t>
       </w:r>
     </w:p>
     <w:p>
